--- a/docs/studyguides/solvingeqsindices.docx
+++ b/docs/studyguides/solvingeqsindices.docx
@@ -52,7 +52,7 @@
         </w:rPr>
         <w:t xml:space="preserve"> </w:t>
       </w:r>
-      <w:hyperlink r:id="rId20">
+      <w:hyperlink r:id="rId9">
         <w:r>
           <w:rPr>
             <w:rStyle w:val="Hyperlink"/>
@@ -83,7 +83,7 @@
         </w:rPr>
         <w:t xml:space="preserve"> </w:t>
       </w:r>
-      <w:hyperlink r:id="rId21">
+      <w:hyperlink r:id="rId10">
         <w:r>
           <w:rPr>
             <w:rStyle w:val="Hyperlink"/>
@@ -118,7 +118,7 @@
       <w:r>
         <w:t xml:space="preserve"> </w:t>
       </w:r>
-      <w:hyperlink r:id="rId20">
+      <w:hyperlink r:id="rId9">
         <w:r>
           <w:rPr>
             <w:rStyle w:val="Hyperlink"/>
@@ -293,18 +293,18 @@
                 <wp:inline>
                   <wp:extent cx="152400" cy="152400"/>
                   <wp:effectExtent b="0" l="0" r="0" t="0"/>
-                  <wp:docPr descr="" title="" id="23" name="Picture"/>
+                  <wp:docPr descr="" title="" id="12" name="Picture"/>
                   <a:graphic>
                     <a:graphicData uri="http://schemas.openxmlformats.org/drawingml/2006/picture">
                       <pic:pic>
                         <pic:nvPicPr>
-                          <pic:cNvPr descr="/Applications/quarto/share/formats/docx/important.png" id="24" name="Picture"/>
+                          <pic:cNvPr descr="/Applications/quarto/share/formats/docx/important.png" id="13" name="Picture"/>
                           <pic:cNvPicPr>
                             <a:picLocks noChangeArrowheads="1" noChangeAspect="1"/>
                           </pic:cNvPicPr>
                         </pic:nvPicPr>
                         <pic:blipFill>
-                          <a:blip r:embed="rId22"/>
+                          <a:blip r:embed="rId11"/>
                           <a:stretch>
                             <a:fillRect/>
                           </a:stretch>
@@ -374,7 +374,7 @@
               </w:rPr>
               <w:t xml:space="preserve"> </w:t>
             </w:r>
-            <w:hyperlink r:id="rId20">
+            <w:hyperlink r:id="rId9">
               <w:r>
                 <w:rPr>
                   <w:rStyle w:val="Hyperlink"/>
@@ -409,7 +409,7 @@
             <w:r>
               <w:t xml:space="preserve"> </w:t>
             </w:r>
-            <w:hyperlink r:id="rId25">
+            <w:hyperlink r:id="rId14">
               <w:r>
                 <w:rPr>
                   <w:rStyle w:val="Hyperlink"/>
@@ -434,7 +434,7 @@
             <w:r>
               <w:t xml:space="preserve"> </w:t>
             </w:r>
-            <w:hyperlink r:id="rId21">
+            <w:hyperlink r:id="rId10">
               <w:r>
                 <w:rPr>
                   <w:rStyle w:val="Hyperlink"/>
@@ -453,7 +453,7 @@
         </w:tc>
       </w:tr>
     </w:tbl>
-    <w:bookmarkStart w:id="33" w:name="discussion-of-techniques"/>
+    <w:bookmarkStart w:id="22" w:name="discussion-of-techniques"/>
     <w:p>
       <w:pPr>
         <w:pStyle w:val="Heading1"/>
@@ -511,18 +511,18 @@
                 <wp:inline>
                   <wp:extent cx="152400" cy="152400"/>
                   <wp:effectExtent b="0" l="0" r="0" t="0"/>
-                  <wp:docPr descr="" title="" id="27" name="Picture"/>
+                  <wp:docPr descr="" title="" id="16" name="Picture"/>
                   <a:graphic>
                     <a:graphicData uri="http://schemas.openxmlformats.org/drawingml/2006/picture">
                       <pic:pic>
                         <pic:nvPicPr>
-                          <pic:cNvPr descr="/Applications/quarto/share/formats/docx/tip.png" id="28" name="Picture"/>
+                          <pic:cNvPr descr="/Applications/quarto/share/formats/docx/tip.png" id="17" name="Picture"/>
                           <pic:cNvPicPr>
                             <a:picLocks noChangeArrowheads="1" noChangeAspect="1"/>
                           </pic:cNvPicPr>
                         </pic:nvPicPr>
                         <pic:blipFill>
-                          <a:blip r:embed="rId26"/>
+                          <a:blip r:embed="rId15"/>
                           <a:stretch>
                             <a:fillRect/>
                           </a:stretch>
@@ -713,7 +713,7 @@
       <w:r>
         <w:t xml:space="preserve"> </w:t>
       </w:r>
-      <w:hyperlink r:id="rId29">
+      <w:hyperlink r:id="rId18">
         <w:r>
           <w:rPr>
             <w:rStyle w:val="Hyperlink"/>
@@ -886,19 +886,21 @@
                   </m:r>
                 </m:sub>
               </m:sSub>
-              <m:d>
-                <m:dPr>
-                  <m:begChr m:val="("/>
-                  <m:sepChr m:val=""/>
-                  <m:endChr m:val=")"/>
-                  <m:grow/>
-                </m:dPr>
-                <m:e>
-                  <m:r>
-                    <m:t>y</m:t>
-                  </m:r>
-                </m:e>
-              </m:d>
+              <m:r>
+                <m:rPr>
+                  <m:sty m:val="p"/>
+                </m:rPr>
+                <m:t>(</m:t>
+              </m:r>
+              <m:r>
+                <m:t>y</m:t>
+              </m:r>
+              <m:r>
+                <m:rPr>
+                  <m:sty m:val="p"/>
+                </m:rPr>
+                <m:t>)</m:t>
+              </m:r>
             </m:sup>
           </m:sSup>
           <m:r>
@@ -916,8 +918,8 @@
           <m:r>
             <m:rPr>
               <m:nor/>
+              <m:scr m:val="sans-serif"/>
               <m:sty m:val="p"/>
-              <m:scr m:val="sans-serif"/>
             </m:rPr>
             <m:t> and </m:t>
           </m:r>
@@ -939,28 +941,30 @@
               </m:r>
             </m:sub>
           </m:sSub>
-          <m:d>
-            <m:dPr>
-              <m:begChr m:val="("/>
-              <m:sepChr m:val=""/>
-              <m:endChr m:val=")"/>
-              <m:grow/>
-            </m:dPr>
+          <m:r>
+            <m:rPr>
+              <m:sty m:val="p"/>
+            </m:rPr>
+            <m:t>(</m:t>
+          </m:r>
+          <m:sSup>
             <m:e>
-              <m:sSup>
-                <m:e>
-                  <m:r>
-                    <m:t>a</m:t>
-                  </m:r>
-                </m:e>
-                <m:sup>
-                  <m:r>
-                    <m:t>y</m:t>
-                  </m:r>
-                </m:sup>
-              </m:sSup>
+              <m:r>
+                <m:t>a</m:t>
+              </m:r>
             </m:e>
-          </m:d>
+            <m:sup>
+              <m:r>
+                <m:t>y</m:t>
+              </m:r>
+            </m:sup>
+          </m:sSup>
+          <m:r>
+            <m:rPr>
+              <m:sty m:val="p"/>
+            </m:rPr>
+            <m:t>)</m:t>
+          </m:r>
           <m:r>
             <m:rPr>
               <m:sty m:val="p"/>
@@ -1005,28 +1009,30 @@
               </m:r>
             </m:sub>
           </m:sSub>
-          <m:d>
-            <m:dPr>
-              <m:begChr m:val="("/>
-              <m:sepChr m:val=""/>
-              <m:endChr m:val=")"/>
-              <m:grow/>
-            </m:dPr>
+          <m:r>
+            <m:rPr>
+              <m:sty m:val="p"/>
+            </m:rPr>
+            <m:t>(</m:t>
+          </m:r>
+          <m:sSup>
             <m:e>
-              <m:sSup>
-                <m:e>
-                  <m:r>
-                    <m:t>a</m:t>
-                  </m:r>
-                </m:e>
-                <m:sup>
-                  <m:r>
-                    <m:t>x</m:t>
-                  </m:r>
-                </m:sup>
-              </m:sSup>
+              <m:r>
+                <m:t>a</m:t>
+              </m:r>
             </m:e>
-          </m:d>
+            <m:sup>
+              <m:r>
+                <m:t>x</m:t>
+              </m:r>
+            </m:sup>
+          </m:sSup>
+          <m:r>
+            <m:rPr>
+              <m:sty m:val="p"/>
+            </m:rPr>
+            <m:t>)</m:t>
+          </m:r>
           <m:r>
             <m:rPr>
               <m:sty m:val="p"/>
@@ -1370,18 +1376,18 @@
                 <wp:inline>
                   <wp:extent cx="152400" cy="152400"/>
                   <wp:effectExtent b="0" l="0" r="0" t="0"/>
-                  <wp:docPr descr="" title="" id="31" name="Picture"/>
+                  <wp:docPr descr="" title="" id="20" name="Picture"/>
                   <a:graphic>
                     <a:graphicData uri="http://schemas.openxmlformats.org/drawingml/2006/picture">
                       <pic:pic>
                         <pic:nvPicPr>
-                          <pic:cNvPr descr="/Applications/quarto/share/formats/docx/warning.png" id="32" name="Picture"/>
+                          <pic:cNvPr descr="/Applications/quarto/share/formats/docx/warning.png" id="21" name="Picture"/>
                           <pic:cNvPicPr>
                             <a:picLocks noChangeArrowheads="1" noChangeAspect="1"/>
                           </pic:cNvPicPr>
                         </pic:nvPicPr>
                         <pic:blipFill>
-                          <a:blip r:embed="rId30"/>
+                          <a:blip r:embed="rId19"/>
                           <a:stretch>
                             <a:fillRect/>
                           </a:stretch>
@@ -1469,25 +1475,27 @@
                   </m:r>
                 </m:sub>
               </m:sSub>
-              <m:d>
-                <m:dPr>
-                  <m:begChr m:val="("/>
-                  <m:sepChr m:val=""/>
-                  <m:endChr m:val=")"/>
-                  <m:grow/>
-                </m:dPr>
-                <m:e>
-                  <m:r>
-                    <m:rPr>
-                      <m:sty m:val="p"/>
-                    </m:rPr>
-                    <m:t>−</m:t>
-                  </m:r>
-                  <m:r>
-                    <m:t>4</m:t>
-                  </m:r>
-                </m:e>
-              </m:d>
+              <m:r>
+                <m:rPr>
+                  <m:sty m:val="p"/>
+                </m:rPr>
+                <m:t>(</m:t>
+              </m:r>
+              <m:r>
+                <m:rPr>
+                  <m:sty m:val="p"/>
+                </m:rPr>
+                <m:t>−</m:t>
+              </m:r>
+              <m:r>
+                <m:t>4</m:t>
+              </m:r>
+              <m:r>
+                <m:rPr>
+                  <m:sty m:val="p"/>
+                </m:rPr>
+                <m:t>)</m:t>
+              </m:r>
             </m:oMath>
             <w:r>
               <w:t xml:space="preserve"> </w:t>
@@ -1534,7 +1542,7 @@
       <w:r>
         <w:t xml:space="preserve"> </w:t>
       </w:r>
-      <w:hyperlink r:id="rId21">
+      <w:hyperlink r:id="rId10">
         <w:r>
           <w:rPr>
             <w:rStyle w:val="Hyperlink"/>
@@ -1546,8 +1554,8 @@
         <w:t xml:space="preserve">.)</w:t>
       </w:r>
     </w:p>
-    <w:bookmarkEnd w:id="33"/>
-    <w:bookmarkStart w:id="60" w:name="examples"/>
+    <w:bookmarkEnd w:id="22"/>
+    <w:bookmarkStart w:id="49" w:name="examples"/>
     <w:p>
       <w:pPr>
         <w:pStyle w:val="Heading1"/>
@@ -1556,7 +1564,7 @@
         <w:t xml:space="preserve">Examples</w:t>
       </w:r>
     </w:p>
-    <w:bookmarkStart w:id="47" w:name="initial-examples"/>
+    <w:bookmarkStart w:id="36" w:name="initial-examples"/>
     <w:p>
       <w:pPr>
         <w:pStyle w:val="Heading2"/>
@@ -1605,18 +1613,18 @@
                 <wp:inline>
                   <wp:extent cx="152400" cy="152400"/>
                   <wp:effectExtent b="0" l="0" r="0" t="0"/>
-                  <wp:docPr descr="" title="" id="35" name="Picture"/>
+                  <wp:docPr descr="" title="" id="24" name="Picture"/>
                   <a:graphic>
                     <a:graphicData uri="http://schemas.openxmlformats.org/drawingml/2006/picture">
                       <pic:pic>
                         <pic:nvPicPr>
-                          <pic:cNvPr descr="/Applications/quarto/share/formats/docx/note.png" id="36" name="Picture"/>
+                          <pic:cNvPr descr="/Applications/quarto/share/formats/docx/note.png" id="25" name="Picture"/>
                           <pic:cNvPicPr>
                             <a:picLocks noChangeArrowheads="1" noChangeAspect="1"/>
                           </pic:cNvPicPr>
                         </pic:nvPicPr>
                         <pic:blipFill>
-                          <a:blip r:embed="rId34"/>
+                          <a:blip r:embed="rId23"/>
                           <a:stretch>
                             <a:fillRect/>
                           </a:stretch>
@@ -1726,42 +1734,44 @@
               <w:t xml:space="preserve"> </w:t>
             </w:r>
             <m:oMath>
+              <m:r>
+                <m:rPr>
+                  <m:sty m:val="p"/>
+                </m:rPr>
+                <m:t>(</m:t>
+              </m:r>
               <m:sSup>
                 <m:e>
-                  <m:d>
-                    <m:dPr>
-                      <m:begChr m:val="("/>
-                      <m:sepChr m:val=""/>
-                      <m:endChr m:val=")"/>
-                      <m:grow/>
-                    </m:dPr>
-                    <m:e>
-                      <m:sSup>
-                        <m:e>
-                          <m:r>
-                            <m:t>x</m:t>
-                          </m:r>
-                        </m:e>
-                        <m:sup>
-                          <m:f>
-                            <m:fPr>
-                              <m:type m:val="bar"/>
-                            </m:fPr>
-                            <m:num>
-                              <m:r>
-                                <m:t>1</m:t>
-                              </m:r>
-                            </m:num>
-                            <m:den>
-                              <m:r>
-                                <m:t>2</m:t>
-                              </m:r>
-                            </m:den>
-                          </m:f>
-                        </m:sup>
-                      </m:sSup>
-                    </m:e>
-                  </m:d>
+                  <m:r>
+                    <m:t>x</m:t>
+                  </m:r>
+                </m:e>
+                <m:sup>
+                  <m:f>
+                    <m:fPr>
+                      <m:type m:val="bar"/>
+                    </m:fPr>
+                    <m:num>
+                      <m:r>
+                        <m:t>1</m:t>
+                      </m:r>
+                    </m:num>
+                    <m:den>
+                      <m:r>
+                        <m:t>2</m:t>
+                      </m:r>
+                    </m:den>
+                  </m:f>
+                </m:sup>
+              </m:sSup>
+              <m:sSup>
+                <m:e>
+                  <m:r>
+                    <m:rPr>
+                      <m:sty m:val="p"/>
+                    </m:rPr>
+                    <m:t>)</m:t>
+                  </m:r>
                 </m:e>
                 <m:sup>
                   <m:r>
@@ -1795,39 +1805,41 @@
               <w:t xml:space="preserve"> </w:t>
             </w:r>
             <m:oMath>
+              <m:r>
+                <m:rPr>
+                  <m:sty m:val="p"/>
+                </m:rPr>
+                <m:t>(</m:t>
+              </m:r>
               <m:sSup>
                 <m:e>
-                  <m:d>
-                    <m:dPr>
-                      <m:begChr m:val="("/>
-                      <m:sepChr m:val=""/>
-                      <m:endChr m:val=")"/>
-                      <m:grow/>
-                    </m:dPr>
-                    <m:e>
-                      <m:sSup>
-                        <m:e>
-                          <m:r>
-                            <m:t>x</m:t>
-                          </m:r>
-                        </m:e>
-                        <m:sup>
-                          <m:r>
-                            <m:t>1</m:t>
-                          </m:r>
-                          <m:r>
-                            <m:rPr>
-                              <m:sty m:val="p"/>
-                            </m:rPr>
-                            <m:t>/</m:t>
-                          </m:r>
-                          <m:r>
-                            <m:t>2</m:t>
-                          </m:r>
-                        </m:sup>
-                      </m:sSup>
-                    </m:e>
-                  </m:d>
+                  <m:r>
+                    <m:t>x</m:t>
+                  </m:r>
+                </m:e>
+                <m:sup>
+                  <m:r>
+                    <m:t>1</m:t>
+                  </m:r>
+                  <m:r>
+                    <m:rPr>
+                      <m:sty m:val="p"/>
+                    </m:rPr>
+                    <m:t>/</m:t>
+                  </m:r>
+                  <m:r>
+                    <m:t>2</m:t>
+                  </m:r>
+                </m:sup>
+              </m:sSup>
+              <m:sSup>
+                <m:e>
+                  <m:r>
+                    <m:rPr>
+                      <m:sty m:val="p"/>
+                    </m:rPr>
+                    <m:t>)</m:t>
+                  </m:r>
                 </m:e>
                 <m:sup>
                   <m:r>
@@ -2020,18 +2032,18 @@
                 <wp:inline>
                   <wp:extent cx="152400" cy="152400"/>
                   <wp:effectExtent b="0" l="0" r="0" t="0"/>
-                  <wp:docPr descr="" title="" id="37" name="Picture"/>
+                  <wp:docPr descr="" title="" id="26" name="Picture"/>
                   <a:graphic>
                     <a:graphicData uri="http://schemas.openxmlformats.org/drawingml/2006/picture">
                       <pic:pic>
                         <pic:nvPicPr>
-                          <pic:cNvPr descr="/Applications/quarto/share/formats/docx/note.png" id="38" name="Picture"/>
+                          <pic:cNvPr descr="/Applications/quarto/share/formats/docx/note.png" id="27" name="Picture"/>
                           <pic:cNvPicPr>
                             <a:picLocks noChangeArrowheads="1" noChangeAspect="1"/>
                           </pic:cNvPicPr>
                         </pic:nvPicPr>
                         <pic:blipFill>
-                          <a:blip r:embed="rId34"/>
+                          <a:blip r:embed="rId23"/>
                           <a:stretch>
                             <a:fillRect/>
                           </a:stretch>
@@ -2454,18 +2466,18 @@
                 <wp:inline>
                   <wp:extent cx="152400" cy="152400"/>
                   <wp:effectExtent b="0" l="0" r="0" t="0"/>
-                  <wp:docPr descr="" title="" id="39" name="Picture"/>
+                  <wp:docPr descr="" title="" id="28" name="Picture"/>
                   <a:graphic>
                     <a:graphicData uri="http://schemas.openxmlformats.org/drawingml/2006/picture">
                       <pic:pic>
                         <pic:nvPicPr>
-                          <pic:cNvPr descr="/Applications/quarto/share/formats/docx/note.png" id="40" name="Picture"/>
+                          <pic:cNvPr descr="/Applications/quarto/share/formats/docx/note.png" id="29" name="Picture"/>
                           <pic:cNvPicPr>
                             <a:picLocks noChangeArrowheads="1" noChangeAspect="1"/>
                           </pic:cNvPicPr>
                         </pic:nvPicPr>
                         <pic:blipFill>
-                          <a:blip r:embed="rId34"/>
+                          <a:blip r:embed="rId23"/>
                           <a:stretch>
                             <a:fillRect/>
                           </a:stretch>
@@ -2634,30 +2646,32 @@
                 </m:rPr>
                 <m:t>=</m:t>
               </m:r>
+              <m:r>
+                <m:rPr>
+                  <m:sty m:val="p"/>
+                </m:rPr>
+                <m:t>(</m:t>
+              </m:r>
               <m:sSup>
                 <m:e>
-                  <m:d>
-                    <m:dPr>
-                      <m:begChr m:val="("/>
-                      <m:sepChr m:val=""/>
-                      <m:endChr m:val=")"/>
-                      <m:grow/>
-                    </m:dPr>
-                    <m:e>
-                      <m:sSup>
-                        <m:e>
-                          <m:r>
-                            <m:t>3</m:t>
-                          </m:r>
-                        </m:e>
-                        <m:sup>
-                          <m:r>
-                            <m:t>3</m:t>
-                          </m:r>
-                        </m:sup>
-                      </m:sSup>
-                    </m:e>
-                  </m:d>
+                  <m:r>
+                    <m:t>3</m:t>
+                  </m:r>
+                </m:e>
+                <m:sup>
+                  <m:r>
+                    <m:t>3</m:t>
+                  </m:r>
+                </m:sup>
+              </m:sSup>
+              <m:sSup>
+                <m:e>
+                  <m:r>
+                    <m:rPr>
+                      <m:sty m:val="p"/>
+                    </m:rPr>
+                    <m:t>)</m:t>
+                  </m:r>
                 </m:e>
                 <m:sup>
                   <m:r>
@@ -2847,18 +2861,18 @@
                 <wp:inline>
                   <wp:extent cx="152400" cy="152400"/>
                   <wp:effectExtent b="0" l="0" r="0" t="0"/>
-                  <wp:docPr descr="" title="" id="41" name="Picture"/>
+                  <wp:docPr descr="" title="" id="30" name="Picture"/>
                   <a:graphic>
                     <a:graphicData uri="http://schemas.openxmlformats.org/drawingml/2006/picture">
                       <pic:pic>
                         <pic:nvPicPr>
-                          <pic:cNvPr descr="/Applications/quarto/share/formats/docx/note.png" id="42" name="Picture"/>
+                          <pic:cNvPr descr="/Applications/quarto/share/formats/docx/note.png" id="31" name="Picture"/>
                           <pic:cNvPicPr>
                             <a:picLocks noChangeArrowheads="1" noChangeAspect="1"/>
                           </pic:cNvPicPr>
                         </pic:nvPicPr>
                         <pic:blipFill>
-                          <a:blip r:embed="rId34"/>
+                          <a:blip r:embed="rId23"/>
                           <a:stretch>
                             <a:fillRect/>
                           </a:stretch>
@@ -3180,50 +3194,54 @@
               <w:t xml:space="preserve"> </w:t>
             </w:r>
             <m:oMath>
-              <m:d>
-                <m:dPr>
-                  <m:begChr m:val="("/>
-                  <m:sepChr m:val=""/>
-                  <m:endChr m:val=")"/>
-                  <m:grow/>
-                </m:dPr>
-                <m:e>
-                  <m:r>
-                    <m:t>x</m:t>
-                  </m:r>
-                  <m:r>
-                    <m:rPr>
-                      <m:sty m:val="p"/>
-                    </m:rPr>
-                    <m:t>+</m:t>
-                  </m:r>
-                  <m:r>
-                    <m:t>5</m:t>
-                  </m:r>
-                </m:e>
-              </m:d>
-              <m:d>
-                <m:dPr>
-                  <m:begChr m:val="("/>
-                  <m:sepChr m:val=""/>
-                  <m:endChr m:val=")"/>
-                  <m:grow/>
-                </m:dPr>
-                <m:e>
-                  <m:r>
-                    <m:t>x</m:t>
-                  </m:r>
-                  <m:r>
-                    <m:rPr>
-                      <m:sty m:val="p"/>
-                    </m:rPr>
-                    <m:t>−</m:t>
-                  </m:r>
-                  <m:r>
-                    <m:t>2</m:t>
-                  </m:r>
-                </m:e>
-              </m:d>
+              <m:r>
+                <m:rPr>
+                  <m:sty m:val="p"/>
+                </m:rPr>
+                <m:t>(</m:t>
+              </m:r>
+              <m:r>
+                <m:t>x</m:t>
+              </m:r>
+              <m:r>
+                <m:rPr>
+                  <m:sty m:val="p"/>
+                </m:rPr>
+                <m:t>+</m:t>
+              </m:r>
+              <m:r>
+                <m:t>5</m:t>
+              </m:r>
+              <m:r>
+                <m:rPr>
+                  <m:sty m:val="p"/>
+                </m:rPr>
+                <m:t>)</m:t>
+              </m:r>
+              <m:r>
+                <m:rPr>
+                  <m:sty m:val="p"/>
+                </m:rPr>
+                <m:t>(</m:t>
+              </m:r>
+              <m:r>
+                <m:t>x</m:t>
+              </m:r>
+              <m:r>
+                <m:rPr>
+                  <m:sty m:val="p"/>
+                </m:rPr>
+                <m:t>−</m:t>
+              </m:r>
+              <m:r>
+                <m:t>2</m:t>
+              </m:r>
+              <m:r>
+                <m:rPr>
+                  <m:sty m:val="p"/>
+                </m:rPr>
+                <m:t>)</m:t>
+              </m:r>
               <m:r>
                 <m:rPr>
                   <m:sty m:val="p"/>
@@ -3333,18 +3351,18 @@
                 <wp:inline>
                   <wp:extent cx="152400" cy="152400"/>
                   <wp:effectExtent b="0" l="0" r="0" t="0"/>
-                  <wp:docPr descr="" title="" id="43" name="Picture"/>
+                  <wp:docPr descr="" title="" id="32" name="Picture"/>
                   <a:graphic>
                     <a:graphicData uri="http://schemas.openxmlformats.org/drawingml/2006/picture">
                       <pic:pic>
                         <pic:nvPicPr>
-                          <pic:cNvPr descr="/Applications/quarto/share/formats/docx/note.png" id="44" name="Picture"/>
+                          <pic:cNvPr descr="/Applications/quarto/share/formats/docx/note.png" id="33" name="Picture"/>
                           <pic:cNvPicPr>
                             <a:picLocks noChangeArrowheads="1" noChangeAspect="1"/>
                           </pic:cNvPicPr>
                         </pic:nvPicPr>
                         <pic:blipFill>
-                          <a:blip r:embed="rId34"/>
+                          <a:blip r:embed="rId23"/>
                           <a:stretch>
                             <a:fillRect/>
                           </a:stretch>
@@ -3523,46 +3541,48 @@
                 <m:r>
                   <m:t>2</m:t>
                 </m:r>
-                <m:d>
-                  <m:dPr>
-                    <m:begChr m:val="("/>
-                    <m:sepChr m:val=""/>
-                    <m:endChr m:val=")"/>
-                    <m:grow/>
-                  </m:dPr>
+                <m:r>
+                  <m:rPr>
+                    <m:sty m:val="p"/>
+                  </m:rPr>
+                  <m:t>(</m:t>
+                </m:r>
+                <m:sSup>
                   <m:e>
-                    <m:sSup>
-                      <m:e>
-                        <m:r>
-                          <m:t>2</m:t>
-                        </m:r>
-                      </m:e>
-                      <m:sup>
-                        <m:r>
-                          <m:t>x</m:t>
-                        </m:r>
-                      </m:sup>
-                    </m:sSup>
                     <m:r>
-                      <m:rPr>
-                        <m:sty m:val="p"/>
-                      </m:rPr>
-                      <m:t>⋅</m:t>
+                      <m:t>2</m:t>
                     </m:r>
-                    <m:sSup>
-                      <m:e>
-                        <m:r>
-                          <m:t>3</m:t>
-                        </m:r>
-                      </m:e>
-                      <m:sup>
-                        <m:r>
-                          <m:t>x</m:t>
-                        </m:r>
-                      </m:sup>
-                    </m:sSup>
                   </m:e>
-                </m:d>
+                  <m:sup>
+                    <m:r>
+                      <m:t>x</m:t>
+                    </m:r>
+                  </m:sup>
+                </m:sSup>
+                <m:r>
+                  <m:rPr>
+                    <m:sty m:val="p"/>
+                  </m:rPr>
+                  <m:t>⋅</m:t>
+                </m:r>
+                <m:sSup>
+                  <m:e>
+                    <m:r>
+                      <m:t>3</m:t>
+                    </m:r>
+                  </m:e>
+                  <m:sup>
+                    <m:r>
+                      <m:t>x</m:t>
+                    </m:r>
+                  </m:sup>
+                </m:sSup>
+                <m:r>
+                  <m:rPr>
+                    <m:sty m:val="p"/>
+                  </m:rPr>
+                  <m:t>)</m:t>
+                </m:r>
                 <m:r>
                   <m:rPr>
                     <m:sty m:val="p"/>
@@ -3647,46 +3667,48 @@
                 <m:r>
                   <m:t>2</m:t>
                 </m:r>
-                <m:d>
-                  <m:dPr>
-                    <m:begChr m:val="("/>
-                    <m:sepChr m:val=""/>
-                    <m:endChr m:val=")"/>
-                    <m:grow/>
-                  </m:dPr>
+                <m:r>
+                  <m:rPr>
+                    <m:sty m:val="p"/>
+                  </m:rPr>
+                  <m:t>(</m:t>
+                </m:r>
+                <m:sSup>
                   <m:e>
-                    <m:sSup>
-                      <m:e>
-                        <m:r>
-                          <m:t>2</m:t>
-                        </m:r>
-                      </m:e>
-                      <m:sup>
-                        <m:r>
-                          <m:t>x</m:t>
-                        </m:r>
-                      </m:sup>
-                    </m:sSup>
                     <m:r>
-                      <m:rPr>
-                        <m:sty m:val="p"/>
-                      </m:rPr>
-                      <m:t>⋅</m:t>
+                      <m:t>2</m:t>
                     </m:r>
-                    <m:sSup>
-                      <m:e>
-                        <m:r>
-                          <m:t>3</m:t>
-                        </m:r>
-                      </m:e>
-                      <m:sup>
-                        <m:r>
-                          <m:t>x</m:t>
-                        </m:r>
-                      </m:sup>
-                    </m:sSup>
                   </m:e>
-                </m:d>
+                  <m:sup>
+                    <m:r>
+                      <m:t>x</m:t>
+                    </m:r>
+                  </m:sup>
+                </m:sSup>
+                <m:r>
+                  <m:rPr>
+                    <m:sty m:val="p"/>
+                  </m:rPr>
+                  <m:t>⋅</m:t>
+                </m:r>
+                <m:sSup>
+                  <m:e>
+                    <m:r>
+                      <m:t>3</m:t>
+                    </m:r>
+                  </m:e>
+                  <m:sup>
+                    <m:r>
+                      <m:t>x</m:t>
+                    </m:r>
+                  </m:sup>
+                </m:sSup>
+                <m:r>
+                  <m:rPr>
+                    <m:sty m:val="p"/>
+                  </m:rPr>
+                  <m:t>)</m:t>
+                </m:r>
                 <m:r>
                   <m:rPr>
                     <m:sty m:val="p"/>
@@ -3696,47 +3718,51 @@
                 <m:r>
                   <m:t>2</m:t>
                 </m:r>
-                <m:d>
-                  <m:dPr>
-                    <m:begChr m:val="("/>
-                    <m:sepChr m:val=""/>
-                    <m:endChr m:val=")"/>
-                    <m:grow/>
-                  </m:dPr>
+                <m:r>
+                  <m:rPr>
+                    <m:sty m:val="p"/>
+                  </m:rPr>
+                  <m:t>(</m:t>
+                </m:r>
+                <m:r>
+                  <m:rPr>
+                    <m:sty m:val="p"/>
+                  </m:rPr>
+                  <m:t>(</m:t>
+                </m:r>
+                <m:r>
+                  <m:t>2</m:t>
+                </m:r>
+                <m:r>
+                  <m:rPr>
+                    <m:sty m:val="p"/>
+                  </m:rPr>
+                  <m:t>⋅</m:t>
+                </m:r>
+                <m:r>
+                  <m:t>3</m:t>
+                </m:r>
+                <m:sSup>
                   <m:e>
-                    <m:sSup>
-                      <m:e>
-                        <m:d>
-                          <m:dPr>
-                            <m:begChr m:val="("/>
-                            <m:sepChr m:val=""/>
-                            <m:endChr m:val=")"/>
-                            <m:grow/>
-                          </m:dPr>
-                          <m:e>
-                            <m:r>
-                              <m:t>2</m:t>
-                            </m:r>
-                            <m:r>
-                              <m:rPr>
-                                <m:sty m:val="p"/>
-                              </m:rPr>
-                              <m:t>⋅</m:t>
-                            </m:r>
-                            <m:r>
-                              <m:t>3</m:t>
-                            </m:r>
-                          </m:e>
-                        </m:d>
-                      </m:e>
-                      <m:sup>
-                        <m:r>
-                          <m:t>x</m:t>
-                        </m:r>
-                      </m:sup>
-                    </m:sSup>
+                    <m:r>
+                      <m:rPr>
+                        <m:sty m:val="p"/>
+                      </m:rPr>
+                      <m:t>)</m:t>
+                    </m:r>
                   </m:e>
-                </m:d>
+                  <m:sup>
+                    <m:r>
+                      <m:t>x</m:t>
+                    </m:r>
+                  </m:sup>
+                </m:sSup>
+                <m:r>
+                  <m:rPr>
+                    <m:sty m:val="p"/>
+                  </m:rPr>
+                  <m:t>)</m:t>
+                </m:r>
                 <m:r>
                   <m:rPr>
                     <m:sty m:val="p"/>
@@ -3930,18 +3956,18 @@
                 <wp:inline>
                   <wp:extent cx="152400" cy="152400"/>
                   <wp:effectExtent b="0" l="0" r="0" t="0"/>
-                  <wp:docPr descr="" title="" id="45" name="Picture"/>
+                  <wp:docPr descr="" title="" id="34" name="Picture"/>
                   <a:graphic>
                     <a:graphicData uri="http://schemas.openxmlformats.org/drawingml/2006/picture">
                       <pic:pic>
                         <pic:nvPicPr>
-                          <pic:cNvPr descr="/Applications/quarto/share/formats/docx/note.png" id="46" name="Picture"/>
+                          <pic:cNvPr descr="/Applications/quarto/share/formats/docx/note.png" id="35" name="Picture"/>
                           <pic:cNvPicPr>
                             <a:picLocks noChangeArrowheads="1" noChangeAspect="1"/>
                           </pic:cNvPicPr>
                         </pic:nvPicPr>
                         <pic:blipFill>
-                          <a:blip r:embed="rId34"/>
+                          <a:blip r:embed="rId23"/>
                           <a:stretch>
                             <a:fillRect/>
                           </a:stretch>
@@ -4005,24 +4031,26 @@
                 </m:radPr>
                 <m:deg/>
                 <m:e>
+                  <m:r>
+                    <m:rPr>
+                      <m:sty m:val="p"/>
+                    </m:rPr>
+                    <m:t>(</m:t>
+                  </m:r>
+                  <m:r>
+                    <m:t>6</m:t>
+                  </m:r>
+                  <m:r>
+                    <m:t>x</m:t>
+                  </m:r>
                   <m:sSup>
                     <m:e>
-                      <m:d>
-                        <m:dPr>
-                          <m:begChr m:val="("/>
-                          <m:sepChr m:val=""/>
-                          <m:endChr m:val=")"/>
-                          <m:grow/>
-                        </m:dPr>
-                        <m:e>
-                          <m:r>
-                            <m:t>6</m:t>
-                          </m:r>
-                          <m:r>
-                            <m:t>x</m:t>
-                          </m:r>
-                        </m:e>
-                      </m:d>
+                      <m:r>
+                        <m:rPr>
+                          <m:sty m:val="p"/>
+                        </m:rPr>
+                        <m:t>)</m:t>
+                      </m:r>
                     </m:e>
                     <m:sup>
                       <m:r>
@@ -4068,24 +4096,26 @@
               <w:t xml:space="preserve"> </w:t>
             </w:r>
             <m:oMath>
+              <m:r>
+                <m:rPr>
+                  <m:sty m:val="p"/>
+                </m:rPr>
+                <m:t>(</m:t>
+              </m:r>
+              <m:r>
+                <m:t>6</m:t>
+              </m:r>
+              <m:r>
+                <m:t>x</m:t>
+              </m:r>
               <m:sSup>
                 <m:e>
-                  <m:d>
-                    <m:dPr>
-                      <m:begChr m:val="("/>
-                      <m:sepChr m:val=""/>
-                      <m:endChr m:val=")"/>
-                      <m:grow/>
-                    </m:dPr>
-                    <m:e>
-                      <m:r>
-                        <m:t>6</m:t>
-                      </m:r>
-                      <m:r>
-                        <m:t>x</m:t>
-                      </m:r>
-                    </m:e>
-                  </m:d>
+                  <m:r>
+                    <m:rPr>
+                      <m:sty m:val="p"/>
+                    </m:rPr>
+                    <m:t>)</m:t>
+                  </m:r>
                 </m:e>
                 <m:sup>
                   <m:r>
@@ -4149,24 +4179,26 @@
                   </m:radPr>
                   <m:deg/>
                   <m:e>
+                    <m:r>
+                      <m:rPr>
+                        <m:sty m:val="p"/>
+                      </m:rPr>
+                      <m:t>(</m:t>
+                    </m:r>
+                    <m:r>
+                      <m:t>6</m:t>
+                    </m:r>
+                    <m:r>
+                      <m:t>x</m:t>
+                    </m:r>
                     <m:sSup>
                       <m:e>
-                        <m:d>
-                          <m:dPr>
-                            <m:begChr m:val="("/>
-                            <m:sepChr m:val=""/>
-                            <m:endChr m:val=")"/>
-                            <m:grow/>
-                          </m:dPr>
-                          <m:e>
-                            <m:r>
-                              <m:t>6</m:t>
-                            </m:r>
-                            <m:r>
-                              <m:t>x</m:t>
-                            </m:r>
-                          </m:e>
-                        </m:d>
+                        <m:r>
+                          <m:rPr>
+                            <m:sty m:val="p"/>
+                          </m:rPr>
+                          <m:t>)</m:t>
+                        </m:r>
                       </m:e>
                       <m:sup>
                         <m:r>
@@ -4450,24 +4482,26 @@
                   </m:radPr>
                   <m:deg/>
                   <m:e>
+                    <m:r>
+                      <m:rPr>
+                        <m:sty m:val="p"/>
+                      </m:rPr>
+                      <m:t>(</m:t>
+                    </m:r>
+                    <m:r>
+                      <m:t>6</m:t>
+                    </m:r>
+                    <m:r>
+                      <m:t>x</m:t>
+                    </m:r>
                     <m:sSup>
                       <m:e>
-                        <m:d>
-                          <m:dPr>
-                            <m:begChr m:val="("/>
-                            <m:sepChr m:val=""/>
-                            <m:endChr m:val=")"/>
-                            <m:grow/>
-                          </m:dPr>
-                          <m:e>
-                            <m:r>
-                              <m:t>6</m:t>
-                            </m:r>
-                            <m:r>
-                              <m:t>x</m:t>
-                            </m:r>
-                          </m:e>
-                        </m:d>
+                        <m:r>
+                          <m:rPr>
+                            <m:sty m:val="p"/>
+                          </m:rPr>
+                          <m:t>)</m:t>
+                        </m:r>
                       </m:e>
                       <m:sup>
                         <m:r>
@@ -4837,8 +4871,8 @@
         </w:tc>
       </w:tr>
     </w:tbl>
-    <w:bookmarkEnd w:id="47"/>
-    <w:bookmarkStart w:id="59" w:name="examples-involving-logarithms"/>
+    <w:bookmarkEnd w:id="36"/>
+    <w:bookmarkStart w:id="48" w:name="examples-involving-logarithms"/>
     <w:p>
       <w:pPr>
         <w:pStyle w:val="Heading2"/>
@@ -4887,18 +4921,18 @@
                 <wp:inline>
                   <wp:extent cx="152400" cy="152400"/>
                   <wp:effectExtent b="0" l="0" r="0" t="0"/>
-                  <wp:docPr descr="" title="" id="48" name="Picture"/>
+                  <wp:docPr descr="" title="" id="37" name="Picture"/>
                   <a:graphic>
                     <a:graphicData uri="http://schemas.openxmlformats.org/drawingml/2006/picture">
                       <pic:pic>
                         <pic:nvPicPr>
-                          <pic:cNvPr descr="/Applications/quarto/share/formats/docx/note.png" id="49" name="Picture"/>
+                          <pic:cNvPr descr="/Applications/quarto/share/formats/docx/note.png" id="38" name="Picture"/>
                           <pic:cNvPicPr>
                             <a:picLocks noChangeArrowheads="1" noChangeAspect="1"/>
                           </pic:cNvPicPr>
                         </pic:nvPicPr>
                         <pic:blipFill>
-                          <a:blip r:embed="rId34"/>
+                          <a:blip r:embed="rId23"/>
                           <a:stretch>
                             <a:fillRect/>
                           </a:stretch>
@@ -5028,31 +5062,33 @@
                   </m:r>
                 </m:sub>
               </m:sSub>
-              <m:d>
-                <m:dPr>
-                  <m:begChr m:val="("/>
-                  <m:sepChr m:val=""/>
-                  <m:endChr m:val=")"/>
-                  <m:grow/>
-                </m:dPr>
+              <m:r>
+                <m:rPr>
+                  <m:sty m:val="p"/>
+                </m:rPr>
+                <m:t>(</m:t>
+              </m:r>
+              <m:sSup>
                 <m:e>
-                  <m:sSup>
-                    <m:e>
-                      <m:r>
-                        <m:t>e</m:t>
-                      </m:r>
-                    </m:e>
-                    <m:sup>
-                      <m:r>
-                        <m:t>3</m:t>
-                      </m:r>
-                      <m:r>
-                        <m:t>x</m:t>
-                      </m:r>
-                    </m:sup>
-                  </m:sSup>
+                  <m:r>
+                    <m:t>e</m:t>
+                  </m:r>
                 </m:e>
-              </m:d>
+                <m:sup>
+                  <m:r>
+                    <m:t>3</m:t>
+                  </m:r>
+                  <m:r>
+                    <m:t>x</m:t>
+                  </m:r>
+                </m:sup>
+              </m:sSup>
+              <m:r>
+                <m:rPr>
+                  <m:sty m:val="p"/>
+                </m:rPr>
+                <m:t>)</m:t>
+              </m:r>
               <m:r>
                 <m:rPr>
                   <m:sty m:val="p"/>
@@ -5074,19 +5110,21 @@
                   </m:r>
                 </m:sub>
               </m:sSub>
-              <m:d>
-                <m:dPr>
-                  <m:begChr m:val="("/>
-                  <m:sepChr m:val=""/>
-                  <m:endChr m:val=")"/>
-                  <m:grow/>
-                </m:dPr>
-                <m:e>
-                  <m:r>
-                    <m:t>12</m:t>
-                  </m:r>
-                </m:e>
-              </m:d>
+              <m:r>
+                <m:rPr>
+                  <m:sty m:val="p"/>
+                </m:rPr>
+                <m:t>(</m:t>
+              </m:r>
+              <m:r>
+                <m:t>12</m:t>
+              </m:r>
+              <m:r>
+                <m:rPr>
+                  <m:sty m:val="p"/>
+                </m:rPr>
+                <m:t>)</m:t>
+              </m:r>
             </m:oMath>
             <w:r>
               <w:t xml:space="preserve">. Using the definition of logarithms, you can express the equation as</w:t>
@@ -5113,19 +5151,21 @@
                 </m:rPr>
                 <m:t>ln</m:t>
               </m:r>
-              <m:d>
-                <m:dPr>
-                  <m:begChr m:val="("/>
-                  <m:sepChr m:val=""/>
-                  <m:endChr m:val=")"/>
-                  <m:grow/>
-                </m:dPr>
-                <m:e>
-                  <m:r>
-                    <m:t>12</m:t>
-                  </m:r>
-                </m:e>
-              </m:d>
+              <m:r>
+                <m:rPr>
+                  <m:sty m:val="p"/>
+                </m:rPr>
+                <m:t>(</m:t>
+              </m:r>
+              <m:r>
+                <m:t>12</m:t>
+              </m:r>
+              <m:r>
+                <m:rPr>
+                  <m:sty m:val="p"/>
+                </m:rPr>
+                <m:t>)</m:t>
+              </m:r>
             </m:oMath>
             <w:r>
               <w:t xml:space="preserve">. Rearranging the equation gives you</w:t>
@@ -5154,19 +5194,21 @@
                     </m:rPr>
                     <m:t>ln</m:t>
                   </m:r>
-                  <m:d>
-                    <m:dPr>
-                      <m:begChr m:val="("/>
-                      <m:sepChr m:val=""/>
-                      <m:endChr m:val=")"/>
-                      <m:grow/>
-                    </m:dPr>
-                    <m:e>
-                      <m:r>
-                        <m:t>12</m:t>
-                      </m:r>
-                    </m:e>
-                  </m:d>
+                  <m:r>
+                    <m:rPr>
+                      <m:sty m:val="p"/>
+                    </m:rPr>
+                    <m:t>(</m:t>
+                  </m:r>
+                  <m:r>
+                    <m:t>12</m:t>
+                  </m:r>
+                  <m:r>
+                    <m:rPr>
+                      <m:sty m:val="p"/>
+                    </m:rPr>
+                    <m:t>)</m:t>
+                  </m:r>
                 </m:num>
                 <m:den>
                   <m:r>
@@ -5234,18 +5276,18 @@
                 <wp:inline>
                   <wp:extent cx="152400" cy="152400"/>
                   <wp:effectExtent b="0" l="0" r="0" t="0"/>
-                  <wp:docPr descr="" title="" id="50" name="Picture"/>
+                  <wp:docPr descr="" title="" id="39" name="Picture"/>
                   <a:graphic>
                     <a:graphicData uri="http://schemas.openxmlformats.org/drawingml/2006/picture">
                       <pic:pic>
                         <pic:nvPicPr>
-                          <pic:cNvPr descr="/Applications/quarto/share/formats/docx/tip.png" id="51" name="Picture"/>
+                          <pic:cNvPr descr="/Applications/quarto/share/formats/docx/tip.png" id="40" name="Picture"/>
                           <pic:cNvPicPr>
                             <a:picLocks noChangeArrowheads="1" noChangeAspect="1"/>
                           </pic:cNvPicPr>
                         </pic:nvPicPr>
                         <pic:blipFill>
-                          <a:blip r:embed="rId26"/>
+                          <a:blip r:embed="rId15"/>
                           <a:stretch>
                             <a:fillRect/>
                           </a:stretch>
@@ -5358,19 +5400,21 @@
                   </m:r>
                 </m:sub>
               </m:sSub>
-              <m:d>
-                <m:dPr>
-                  <m:begChr m:val="("/>
-                  <m:sepChr m:val=""/>
-                  <m:endChr m:val=")"/>
-                  <m:grow/>
-                </m:dPr>
-                <m:e>
-                  <m:r>
-                    <m:t>x</m:t>
-                  </m:r>
-                </m:e>
-              </m:d>
+              <m:r>
+                <m:rPr>
+                  <m:sty m:val="p"/>
+                </m:rPr>
+                <m:t>(</m:t>
+              </m:r>
+              <m:r>
+                <m:t>x</m:t>
+              </m:r>
+              <m:r>
+                <m:rPr>
+                  <m:sty m:val="p"/>
+                </m:rPr>
+                <m:t>)</m:t>
+              </m:r>
             </m:oMath>
             <w:r>
               <w:t xml:space="preserve">; this is the</w:t>
@@ -5412,19 +5456,21 @@
                 </m:rPr>
                 <m:t>ln</m:t>
               </m:r>
-              <m:d>
-                <m:dPr>
-                  <m:begChr m:val="("/>
-                  <m:sepChr m:val=""/>
-                  <m:endChr m:val=")"/>
-                  <m:grow/>
-                </m:dPr>
-                <m:e>
-                  <m:r>
-                    <m:t>x</m:t>
-                  </m:r>
-                </m:e>
-              </m:d>
+              <m:r>
+                <m:rPr>
+                  <m:sty m:val="p"/>
+                </m:rPr>
+                <m:t>(</m:t>
+              </m:r>
+              <m:r>
+                <m:t>x</m:t>
+              </m:r>
+              <m:r>
+                <m:rPr>
+                  <m:sty m:val="p"/>
+                </m:rPr>
+                <m:t>)</m:t>
+              </m:r>
             </m:oMath>
             <w:r>
               <w:t xml:space="preserve">.</w:t>
@@ -5457,7 +5503,7 @@
             <w:r>
               <w:t xml:space="preserve"> </w:t>
             </w:r>
-            <w:hyperlink r:id="rId21">
+            <w:hyperlink r:id="rId10">
               <w:r>
                 <w:rPr>
                   <w:rStyle w:val="Hyperlink"/>
@@ -5521,18 +5567,18 @@
                 <wp:inline>
                   <wp:extent cx="152400" cy="152400"/>
                   <wp:effectExtent b="0" l="0" r="0" t="0"/>
-                  <wp:docPr descr="" title="" id="52" name="Picture"/>
+                  <wp:docPr descr="" title="" id="41" name="Picture"/>
                   <a:graphic>
                     <a:graphicData uri="http://schemas.openxmlformats.org/drawingml/2006/picture">
                       <pic:pic>
                         <pic:nvPicPr>
-                          <pic:cNvPr descr="/Applications/quarto/share/formats/docx/note.png" id="53" name="Picture"/>
+                          <pic:cNvPr descr="/Applications/quarto/share/formats/docx/note.png" id="42" name="Picture"/>
                           <pic:cNvPicPr>
                             <a:picLocks noChangeArrowheads="1" noChangeAspect="1"/>
                           </pic:cNvPicPr>
                         </pic:nvPicPr>
                         <pic:blipFill>
-                          <a:blip r:embed="rId34"/>
+                          <a:blip r:embed="rId23"/>
                           <a:stretch>
                             <a:fillRect/>
                           </a:stretch>
@@ -5779,28 +5825,30 @@
                 <m:r>
                   <m:t>3</m:t>
                 </m:r>
-                <m:d>
-                  <m:dPr>
-                    <m:begChr m:val="("/>
-                    <m:sepChr m:val=""/>
-                    <m:endChr m:val=")"/>
-                    <m:grow/>
-                  </m:dPr>
+                <m:r>
+                  <m:rPr>
+                    <m:sty m:val="p"/>
+                  </m:rPr>
+                  <m:t>(</m:t>
+                </m:r>
+                <m:sSup>
                   <m:e>
-                    <m:sSup>
-                      <m:e>
-                        <m:r>
-                          <m:t>3</m:t>
-                        </m:r>
-                      </m:e>
-                      <m:sup>
-                        <m:r>
-                          <m:t>x</m:t>
-                        </m:r>
-                      </m:sup>
-                    </m:sSup>
+                    <m:r>
+                      <m:t>3</m:t>
+                    </m:r>
                   </m:e>
-                </m:d>
+                  <m:sup>
+                    <m:r>
+                      <m:t>x</m:t>
+                    </m:r>
+                  </m:sup>
+                </m:sSup>
+                <m:r>
+                  <m:rPr>
+                    <m:sty m:val="p"/>
+                  </m:rPr>
+                  <m:t>)</m:t>
+                </m:r>
               </m:oMath>
             </m:oMathPara>
           </w:p>
@@ -6017,19 +6065,21 @@
                   </m:r>
                 </m:sub>
               </m:sSub>
-              <m:d>
-                <m:dPr>
-                  <m:begChr m:val="("/>
-                  <m:sepChr m:val=""/>
-                  <m:endChr m:val=")"/>
-                  <m:grow/>
-                </m:dPr>
-                <m:e>
-                  <m:r>
-                    <m:t>3</m:t>
-                  </m:r>
-                </m:e>
-              </m:d>
+              <m:r>
+                <m:rPr>
+                  <m:sty m:val="p"/>
+                </m:rPr>
+                <m:t>(</m:t>
+              </m:r>
+              <m:r>
+                <m:t>3</m:t>
+              </m:r>
+              <m:r>
+                <m:rPr>
+                  <m:sty m:val="p"/>
+                </m:rPr>
+                <m:t>)</m:t>
+              </m:r>
             </m:oMath>
             <w:r>
               <w:t xml:space="preserve">; and this is your final answer!</w:t>
@@ -6086,18 +6136,18 @@
                 <wp:inline>
                   <wp:extent cx="152400" cy="152400"/>
                   <wp:effectExtent b="0" l="0" r="0" t="0"/>
-                  <wp:docPr descr="" title="" id="54" name="Picture"/>
+                  <wp:docPr descr="" title="" id="43" name="Picture"/>
                   <a:graphic>
                     <a:graphicData uri="http://schemas.openxmlformats.org/drawingml/2006/picture">
                       <pic:pic>
                         <pic:nvPicPr>
-                          <pic:cNvPr descr="/Applications/quarto/share/formats/docx/note.png" id="55" name="Picture"/>
+                          <pic:cNvPr descr="/Applications/quarto/share/formats/docx/note.png" id="44" name="Picture"/>
                           <pic:cNvPicPr>
                             <a:picLocks noChangeArrowheads="1" noChangeAspect="1"/>
                           </pic:cNvPicPr>
                         </pic:nvPicPr>
                         <pic:blipFill>
-                          <a:blip r:embed="rId34"/>
+                          <a:blip r:embed="rId23"/>
                           <a:stretch>
                             <a:fillRect/>
                           </a:stretch>
@@ -6179,28 +6229,30 @@
               <m:r>
                 <m:t>7</m:t>
               </m:r>
-              <m:d>
-                <m:dPr>
-                  <m:begChr m:val="("/>
-                  <m:sepChr m:val=""/>
-                  <m:endChr m:val=")"/>
-                  <m:grow/>
-                </m:dPr>
+              <m:r>
+                <m:rPr>
+                  <m:sty m:val="p"/>
+                </m:rPr>
+                <m:t>(</m:t>
+              </m:r>
+              <m:sSup>
                 <m:e>
-                  <m:sSup>
-                    <m:e>
-                      <m:r>
-                        <m:t>5</m:t>
-                      </m:r>
-                    </m:e>
-                    <m:sup>
-                      <m:r>
-                        <m:t>x</m:t>
-                      </m:r>
-                    </m:sup>
-                  </m:sSup>
+                  <m:r>
+                    <m:t>5</m:t>
+                  </m:r>
                 </m:e>
-              </m:d>
+                <m:sup>
+                  <m:r>
+                    <m:t>x</m:t>
+                  </m:r>
+                </m:sup>
+              </m:sSup>
+              <m:r>
+                <m:rPr>
+                  <m:sty m:val="p"/>
+                </m:rPr>
+                <m:t>)</m:t>
+              </m:r>
               <m:r>
                 <m:rPr>
                   <m:sty m:val="p"/>
@@ -6275,37 +6327,39 @@
               <w:t xml:space="preserve"> </w:t>
             </w:r>
             <m:oMath>
+              <m:r>
+                <m:rPr>
+                  <m:sty m:val="p"/>
+                </m:rPr>
+                <m:t>(</m:t>
+              </m:r>
               <m:sSup>
                 <m:e>
-                  <m:d>
-                    <m:dPr>
-                      <m:begChr m:val="("/>
-                      <m:sepChr m:val=""/>
-                      <m:endChr m:val=")"/>
-                      <m:grow/>
-                    </m:dPr>
-                    <m:e>
-                      <m:sSup>
-                        <m:e>
-                          <m:r>
-                            <m:t>5</m:t>
-                          </m:r>
-                        </m:e>
-                        <m:sup>
-                          <m:r>
-                            <m:t>x</m:t>
-                          </m:r>
-                        </m:sup>
-                      </m:sSup>
-                    </m:e>
-                  </m:d>
+                  <m:r>
+                    <m:t>5</m:t>
+                  </m:r>
                 </m:e>
                 <m:sup>
                   <m:r>
-                    <m:t>2</m:t>
+                    <m:t>x</m:t>
                   </m:r>
                 </m:sup>
               </m:sSup>
+              <m:sSup>
+                <m:e>
+                  <m:r>
+                    <m:rPr>
+                      <m:sty m:val="p"/>
+                    </m:rPr>
+                    <m:t>)</m:t>
+                  </m:r>
+                </m:e>
+                <m:sup>
+                  <m:r>
+                    <m:t>2</m:t>
+                  </m:r>
+                </m:sup>
+              </m:sSup>
               <m:r>
                 <m:rPr>
                   <m:sty m:val="p"/>
@@ -6315,28 +6369,30 @@
               <m:r>
                 <m:t>7</m:t>
               </m:r>
-              <m:d>
-                <m:dPr>
-                  <m:begChr m:val="("/>
-                  <m:sepChr m:val=""/>
-                  <m:endChr m:val=")"/>
-                  <m:grow/>
-                </m:dPr>
+              <m:r>
+                <m:rPr>
+                  <m:sty m:val="p"/>
+                </m:rPr>
+                <m:t>(</m:t>
+              </m:r>
+              <m:sSup>
                 <m:e>
-                  <m:sSup>
-                    <m:e>
-                      <m:r>
-                        <m:t>5</m:t>
-                      </m:r>
-                    </m:e>
-                    <m:sup>
-                      <m:r>
-                        <m:t>x</m:t>
-                      </m:r>
-                    </m:sup>
-                  </m:sSup>
+                  <m:r>
+                    <m:t>5</m:t>
+                  </m:r>
                 </m:e>
-              </m:d>
+                <m:sup>
+                  <m:r>
+                    <m:t>x</m:t>
+                  </m:r>
+                </m:sup>
+              </m:sSup>
+              <m:r>
+                <m:rPr>
+                  <m:sty m:val="p"/>
+                </m:rPr>
+                <m:t>)</m:t>
+              </m:r>
               <m:r>
                 <m:rPr>
                   <m:sty m:val="p"/>
@@ -6433,7 +6489,7 @@
             <w:r>
               <w:t xml:space="preserve"> </w:t>
             </w:r>
-            <w:hyperlink r:id="rId56">
+            <w:hyperlink r:id="rId45">
               <w:r>
                 <w:rPr>
                   <w:rStyle w:val="Hyperlink"/>
@@ -6481,8 +6537,8 @@
                 <m:r>
                   <m:rPr>
                     <m:nor/>
+                    <m:scr m:val="sans-serif"/>
                     <m:sty m:val="p"/>
-                    <m:scr m:val="sans-serif"/>
                   </m:rPr>
                   <m:t>or</m:t>
                 </m:r>
@@ -6661,33 +6717,35 @@
                     </m:r>
                   </m:sub>
                 </m:sSub>
-                <m:d>
-                  <m:dPr>
-                    <m:begChr m:val="("/>
-                    <m:sepChr m:val=""/>
-                    <m:endChr m:val=")"/>
-                    <m:grow/>
-                  </m:dPr>
-                  <m:e>
-                    <m:r>
-                      <m:rPr>
-                        <m:sty m:val="p"/>
-                      </m:rPr>
-                      <m:t>−</m:t>
-                    </m:r>
-                    <m:r>
-                      <m:t>10</m:t>
-                    </m:r>
-                  </m:e>
-                </m:d>
+                <m:r>
+                  <m:rPr>
+                    <m:sty m:val="p"/>
+                  </m:rPr>
+                  <m:t>(</m:t>
+                </m:r>
+                <m:r>
+                  <m:rPr>
+                    <m:sty m:val="p"/>
+                  </m:rPr>
+                  <m:t>−</m:t>
+                </m:r>
+                <m:r>
+                  <m:t>10</m:t>
+                </m:r>
+                <m:r>
+                  <m:rPr>
+                    <m:sty m:val="p"/>
+                  </m:rPr>
+                  <m:t>)</m:t>
+                </m:r>
                 <m:r>
                   <m:t> </m:t>
                 </m:r>
                 <m:r>
                   <m:rPr>
                     <m:nor/>
+                    <m:scr m:val="sans-serif"/>
                     <m:sty m:val="p"/>
-                    <m:scr m:val="sans-serif"/>
                   </m:rPr>
                   <m:t>or</m:t>
                 </m:r>
@@ -6718,19 +6776,21 @@
                     </m:r>
                   </m:sub>
                 </m:sSub>
-                <m:d>
-                  <m:dPr>
-                    <m:begChr m:val="("/>
-                    <m:sepChr m:val=""/>
-                    <m:endChr m:val=")"/>
-                    <m:grow/>
-                  </m:dPr>
-                  <m:e>
-                    <m:r>
-                      <m:t>3</m:t>
-                    </m:r>
-                  </m:e>
-                </m:d>
+                <m:r>
+                  <m:rPr>
+                    <m:sty m:val="p"/>
+                  </m:rPr>
+                  <m:t>(</m:t>
+                </m:r>
+                <m:r>
+                  <m:t>3</m:t>
+                </m:r>
+                <m:r>
+                  <m:rPr>
+                    <m:sty m:val="p"/>
+                  </m:rPr>
+                  <m:t>)</m:t>
+                </m:r>
                 <m:r>
                   <m:rPr>
                     <m:sty m:val="p"/>
@@ -6775,19 +6835,21 @@
                   </m:r>
                 </m:sub>
               </m:sSub>
-              <m:d>
-                <m:dPr>
-                  <m:begChr m:val="("/>
-                  <m:sepChr m:val=""/>
-                  <m:endChr m:val=")"/>
-                  <m:grow/>
-                </m:dPr>
-                <m:e>
-                  <m:r>
-                    <m:t>3</m:t>
-                  </m:r>
-                </m:e>
-              </m:d>
+              <m:r>
+                <m:rPr>
+                  <m:sty m:val="p"/>
+                </m:rPr>
+                <m:t>(</m:t>
+              </m:r>
+              <m:r>
+                <m:t>3</m:t>
+              </m:r>
+              <m:r>
+                <m:rPr>
+                  <m:sty m:val="p"/>
+                </m:rPr>
+                <m:t>)</m:t>
+              </m:r>
             </m:oMath>
             <w:r>
               <w:t xml:space="preserve"> </w:t>
@@ -6847,18 +6909,18 @@
                 <wp:inline>
                   <wp:extent cx="152400" cy="152400"/>
                   <wp:effectExtent b="0" l="0" r="0" t="0"/>
-                  <wp:docPr descr="" title="" id="57" name="Picture"/>
+                  <wp:docPr descr="" title="" id="46" name="Picture"/>
                   <a:graphic>
                     <a:graphicData uri="http://schemas.openxmlformats.org/drawingml/2006/picture">
                       <pic:pic>
                         <pic:nvPicPr>
-                          <pic:cNvPr descr="/Applications/quarto/share/formats/docx/note.png" id="58" name="Picture"/>
+                          <pic:cNvPr descr="/Applications/quarto/share/formats/docx/note.png" id="47" name="Picture"/>
                           <pic:cNvPicPr>
                             <a:picLocks noChangeArrowheads="1" noChangeAspect="1"/>
                           </pic:cNvPicPr>
                         </pic:nvPicPr>
                         <pic:blipFill>
-                          <a:blip r:embed="rId34"/>
+                          <a:blip r:embed="rId23"/>
                           <a:stretch>
                             <a:fillRect/>
                           </a:stretch>
@@ -7140,30 +7202,32 @@
                 </m:rPr>
                 <m:t>=</m:t>
               </m:r>
+              <m:r>
+                <m:rPr>
+                  <m:sty m:val="p"/>
+                </m:rPr>
+                <m:t>(</m:t>
+              </m:r>
               <m:sSup>
                 <m:e>
-                  <m:d>
-                    <m:dPr>
-                      <m:begChr m:val="("/>
-                      <m:sepChr m:val=""/>
-                      <m:endChr m:val=")"/>
-                      <m:grow/>
-                    </m:dPr>
-                    <m:e>
-                      <m:sSup>
-                        <m:e>
-                          <m:r>
-                            <m:t>3</m:t>
-                          </m:r>
-                        </m:e>
-                        <m:sup>
-                          <m:r>
-                            <m:t>3</m:t>
-                          </m:r>
-                        </m:sup>
-                      </m:sSup>
-                    </m:e>
-                  </m:d>
+                  <m:r>
+                    <m:t>3</m:t>
+                  </m:r>
+                </m:e>
+                <m:sup>
+                  <m:r>
+                    <m:t>3</m:t>
+                  </m:r>
+                </m:sup>
+              </m:sSup>
+              <m:sSup>
+                <m:e>
+                  <m:r>
+                    <m:rPr>
+                      <m:sty m:val="p"/>
+                    </m:rPr>
+                    <m:t>)</m:t>
+                  </m:r>
                 </m:e>
                 <m:sup>
                   <m:r>
@@ -7543,28 +7607,30 @@
                   </m:r>
                 </m:sub>
               </m:sSub>
-              <m:d>
-                <m:dPr>
-                  <m:begChr m:val="("/>
-                  <m:sepChr m:val=""/>
-                  <m:endChr m:val=")"/>
-                  <m:grow/>
-                </m:dPr>
-                <m:e>
-                  <m:r>
-                    <m:t>1</m:t>
-                  </m:r>
-                  <m:r>
-                    <m:rPr>
-                      <m:sty m:val="p"/>
-                    </m:rPr>
-                    <m:t>/</m:t>
-                  </m:r>
-                  <m:r>
-                    <m:t>625</m:t>
-                  </m:r>
-                </m:e>
-              </m:d>
+              <m:r>
+                <m:rPr>
+                  <m:sty m:val="p"/>
+                </m:rPr>
+                <m:t>(</m:t>
+              </m:r>
+              <m:r>
+                <m:t>1</m:t>
+              </m:r>
+              <m:r>
+                <m:rPr>
+                  <m:sty m:val="p"/>
+                </m:rPr>
+                <m:t>/</m:t>
+              </m:r>
+              <m:r>
+                <m:t>625</m:t>
+              </m:r>
+              <m:r>
+                <m:rPr>
+                  <m:sty m:val="p"/>
+                </m:rPr>
+                <m:t>)</m:t>
+              </m:r>
             </m:oMath>
             <w:r>
               <w:t xml:space="preserve">, which is your final answer.</w:t>
@@ -7573,9 +7639,9 @@
         </w:tc>
       </w:tr>
     </w:tbl>
-    <w:bookmarkEnd w:id="59"/>
-    <w:bookmarkEnd w:id="60"/>
-    <w:bookmarkStart w:id="61" w:name="quick-check-problems"/>
+    <w:bookmarkEnd w:id="48"/>
+    <w:bookmarkEnd w:id="49"/>
+    <w:bookmarkStart w:id="50" w:name="quick-check-problems"/>
     <w:p>
       <w:pPr>
         <w:pStyle w:val="Heading1"/>
@@ -7664,33 +7730,35 @@
         <w:t xml:space="preserve"> </w:t>
       </w:r>
       <m:oMath>
+        <m:r>
+          <m:rPr>
+            <m:sty m:val="p"/>
+          </m:rPr>
+          <m:t>(</m:t>
+        </m:r>
+        <m:r>
+          <m:t>9</m:t>
+        </m:r>
+        <m:r>
+          <m:t>x</m:t>
+        </m:r>
+        <m:r>
+          <m:rPr>
+            <m:sty m:val="p"/>
+          </m:rPr>
+          <m:t>−</m:t>
+        </m:r>
+        <m:r>
+          <m:t>1</m:t>
+        </m:r>
         <m:sSup>
           <m:e>
-            <m:d>
-              <m:dPr>
-                <m:begChr m:val="("/>
-                <m:sepChr m:val=""/>
-                <m:endChr m:val=")"/>
-                <m:grow/>
-              </m:dPr>
-              <m:e>
-                <m:r>
-                  <m:t>9</m:t>
-                </m:r>
-                <m:r>
-                  <m:t>x</m:t>
-                </m:r>
-                <m:r>
-                  <m:rPr>
-                    <m:sty m:val="p"/>
-                  </m:rPr>
-                  <m:t>−</m:t>
-                </m:r>
-                <m:r>
-                  <m:t>1</m:t>
-                </m:r>
-              </m:e>
-            </m:d>
+            <m:r>
+              <m:rPr>
+                <m:sty m:val="p"/>
+              </m:rPr>
+              <m:t>)</m:t>
+            </m:r>
           </m:e>
           <m:sup>
             <m:r>
@@ -7810,8 +7878,8 @@
         <w:t xml:space="preserve">.</w:t>
       </w:r>
     </w:p>
-    <w:bookmarkEnd w:id="61"/>
-    <w:bookmarkStart w:id="65" w:name="further-reading"/>
+    <w:bookmarkEnd w:id="50"/>
+    <w:bookmarkStart w:id="54" w:name="further-reading"/>
     <w:p>
       <w:pPr>
         <w:pStyle w:val="Heading1"/>
@@ -7830,7 +7898,7 @@
       <w:r>
         <w:t xml:space="preserve"> </w:t>
       </w:r>
-      <w:hyperlink r:id="rId62">
+      <w:hyperlink r:id="rId51">
         <w:r>
           <w:rPr>
             <w:rStyle w:val="Hyperlink"/>
@@ -7842,7 +7910,7 @@
         <w:t xml:space="preserve">.</w:t>
       </w:r>
     </w:p>
-    <w:bookmarkStart w:id="64" w:name="version-history-and-licensing"/>
+    <w:bookmarkStart w:id="53" w:name="version-history-and-licensing"/>
     <w:p>
       <w:pPr>
         <w:pStyle w:val="Heading2"/>
@@ -7875,7 +7943,7 @@
       <w:pPr>
         <w:pStyle w:val="FirstParagraph"/>
       </w:pPr>
-      <w:hyperlink r:id="rId63">
+      <w:hyperlink r:id="rId52">
         <w:r>
           <w:rPr>
             <w:rStyle w:val="Hyperlink"/>
@@ -7884,8 +7952,8 @@
         </w:r>
       </w:hyperlink>
     </w:p>
-    <w:bookmarkEnd w:id="64"/>
-    <w:bookmarkEnd w:id="65"/>
+    <w:bookmarkEnd w:id="53"/>
+    <w:bookmarkEnd w:id="54"/>
     <w:sectPr>
       <w:pgSz w:h="15840" w:w="12240"/>
       <w:pgMar w:bottom="1440" w:footer="720" w:gutter="0" w:header="720" w:left="1440" w:right="1440" w:top="1440"/>
